--- a/RETAIL CUSTOMER BEHAVIOR ANALYTICS.docx
+++ b/RETAIL CUSTOMER BEHAVIOR ANALYTICS.docx
@@ -212,11 +212,7 @@
     </w:p>
     <w:p>
       <w:r>
-        <w:rPr>
-          <w:i/>
-          <w:iCs/>
-        </w:rPr>
-        <w:t>(Insert GitHub Repository Link Here)</w:t>
+        <w:t>https://github.com/rakshit1504/Retail-Customer-Behavior-Analysis</w:t>
       </w:r>
     </w:p>
     <w:p/>
@@ -10887,6 +10883,29 @@
       </w:tcPr>
     </w:tblStylePr>
   </w:style>
+  <w:style w:type="character" w:styleId="Hyperlink">
+    <w:name w:val="Hyperlink"/>
+    <w:basedOn w:val="DefaultParagraphFont"/>
+    <w:uiPriority w:val="99"/>
+    <w:unhideWhenUsed/>
+    <w:rsid w:val="00410C74"/>
+    <w:rPr>
+      <w:color w:val="0000FF" w:themeColor="hyperlink"/>
+      <w:u w:val="single"/>
+    </w:rPr>
+  </w:style>
+  <w:style w:type="character" w:styleId="UnresolvedMention">
+    <w:name w:val="Unresolved Mention"/>
+    <w:basedOn w:val="DefaultParagraphFont"/>
+    <w:uiPriority w:val="99"/>
+    <w:semiHidden/>
+    <w:unhideWhenUsed/>
+    <w:rsid w:val="00410C74"/>
+    <w:rPr>
+      <w:color w:val="605E5C"/>
+      <w:shd w:val="clear" w:color="auto" w:fill="E1DFDD"/>
+    </w:rPr>
+  </w:style>
 </w:styles>
 </file>
 
